--- a/pr-preview/pr-145/variance-covariance.docx
+++ b/pr-preview/pr-145/variance-covariance.docx
@@ -15,7 +15,7 @@
         <w:pStyle w:val="Date"/>
       </w:pPr>
       <w:r>
-        <w:t xml:space="preserve">Last modified: 2026-10-14 13:40:09 (PDT)</w:t>
+        <w:t xml:space="preserve">Last modified: 2026-10-14 13:59:07 (PDT)</w:t>
       </w:r>
     </w:p>
     <w:bookmarkStart w:id="27" w:name="sec-deviation"/>
@@ -1852,7 +1852,7 @@
         <w:pStyle w:val="BodyText"/>
       </w:pPr>
       <w:r>
-        <w:t xml:space="preserve">Show that</w:t>
+        <w:t xml:space="preserve">Find</w:t>
       </w:r>
       <w:r>
         <w:t xml:space="preserve"> </w:t>
@@ -1888,12 +1888,17 @@
           </m:rPr>
           <m:t>]</m:t>
         </m:r>
-        <m:r>
-          <m:rPr>
-            <m:sty m:val="p"/>
-          </m:rPr>
-          <m:t>=</m:t>
-        </m:r>
+      </m:oMath>
+      <w:r>
+        <w:t xml:space="preserve"> </w:t>
+      </w:r>
+      <w:r>
+        <w:t xml:space="preserve">in terms of</w:t>
+      </w:r>
+      <w:r>
+        <w:t xml:space="preserve"> </w:t>
+      </w:r>
+      <m:oMath>
         <m:sSup>
           <m:e>
             <m:r>
@@ -2611,13 +2616,27 @@
         </w:r>
       </w:hyperlink>
       <w:r>
+        <w:t xml:space="preserve">, worked in</w:t>
+      </w:r>
+      <w:r>
+        <w:t xml:space="preserve"> </w:t>
+      </w:r>
+      <w:hyperlink w:anchor="sol-noise-second-moment">
+        <w:r>
+          <w:rPr>
+            <w:rStyle w:val="Hyperlink"/>
+          </w:rPr>
+          <w:t xml:space="preserve">Solution 1</w:t>
+        </w:r>
+      </w:hyperlink>
+      <w:r>
         <w:t xml:space="preserve">.</w:t>
       </w:r>
       <w:r>
         <w:t xml:space="preserve"> </w:t>
       </w:r>
       <w:r>
-        <w:t xml:space="preserve">By</w:t>
+        <w:t xml:space="preserve">It rearranges</w:t>
       </w:r>
       <w:r>
         <w:t xml:space="preserve"> </w:t>
@@ -2631,7 +2650,7 @@
         </w:r>
       </w:hyperlink>
       <w:r>
-        <w:t xml:space="preserve">,</w:t>
+        <w:t xml:space="preserve">, using</w:t>
       </w:r>
       <w:r>
         <w:t xml:space="preserve"> </w:t>
@@ -2641,26 +2660,22 @@
           <m:rPr>
             <m:sty m:val="p"/>
           </m:rPr>
-          <m:t>Var</m:t>
-        </m:r>
-        <m:r>
-          <m:t>​</m:t>
-        </m:r>
-        <m:d>
-          <m:dPr>
-            <m:begChr m:val="("/>
-            <m:sepChr m:val=""/>
-            <m:endChr m:val=")"/>
-            <m:grow/>
-          </m:dPr>
-          <m:e>
-            <m:r>
-              <m:t>ε</m:t>
-            </m:r>
-          </m:e>
-        </m:d>
-        <m:r>
-          <m:t>​</m:t>
+          <m:t>E</m:t>
+        </m:r>
+        <m:r>
+          <m:rPr>
+            <m:sty m:val="p"/>
+          </m:rPr>
+          <m:t>[</m:t>
+        </m:r>
+        <m:r>
+          <m:t>ε</m:t>
+        </m:r>
+        <m:r>
+          <m:rPr>
+            <m:sty m:val="p"/>
+          </m:rPr>
+          <m:t>]</m:t>
         </m:r>
         <m:r>
           <m:rPr>
@@ -2669,293 +2684,12 @@
           <m:t>=</m:t>
         </m:r>
         <m:r>
-          <m:rPr>
-            <m:sty m:val="p"/>
-          </m:rPr>
-          <m:t>E</m:t>
-        </m:r>
-        <m:r>
-          <m:rPr>
-            <m:sty m:val="p"/>
-          </m:rPr>
-          <m:t>[</m:t>
-        </m:r>
-        <m:sSup>
-          <m:e>
-            <m:r>
-              <m:t>ε</m:t>
-            </m:r>
-          </m:e>
-          <m:sup>
-            <m:r>
-              <m:t>2</m:t>
-            </m:r>
-          </m:sup>
-        </m:sSup>
-        <m:r>
-          <m:rPr>
-            <m:sty m:val="p"/>
-          </m:rPr>
-          <m:t>]</m:t>
-        </m:r>
-        <m:r>
-          <m:rPr>
-            <m:sty m:val="p"/>
-          </m:rPr>
-          <m:t>−</m:t>
-        </m:r>
-        <m:r>
-          <m:rPr>
-            <m:sty m:val="p"/>
-          </m:rPr>
-          <m:t>(</m:t>
-        </m:r>
-        <m:r>
-          <m:rPr>
-            <m:sty m:val="p"/>
-          </m:rPr>
-          <m:t>E</m:t>
-        </m:r>
-        <m:r>
-          <m:rPr>
-            <m:sty m:val="p"/>
-          </m:rPr>
-          <m:t>[</m:t>
-        </m:r>
-        <m:r>
-          <m:t>ε</m:t>
-        </m:r>
-        <m:r>
-          <m:rPr>
-            <m:sty m:val="p"/>
-          </m:rPr>
-          <m:t>]</m:t>
-        </m:r>
-        <m:sSup>
-          <m:e>
-            <m:r>
-              <m:rPr>
-                <m:sty m:val="p"/>
-              </m:rPr>
-              <m:t>)</m:t>
-            </m:r>
-          </m:e>
-          <m:sup>
-            <m:r>
-              <m:t>2</m:t>
-            </m:r>
-          </m:sup>
-        </m:sSup>
+          <m:t>0</m:t>
+        </m:r>
       </m:oMath>
       <w:r>
         <w:t xml:space="preserve">.</w:t>
       </w:r>
-      <w:r>
-        <w:t xml:space="preserve"> </w:t>
-      </w:r>
-      <w:r>
-        <w:t xml:space="preserve">Substituting</w:t>
-      </w:r>
-      <w:r>
-        <w:t xml:space="preserve"> </w:t>
-      </w:r>
-      <m:oMath>
-        <m:r>
-          <m:rPr>
-            <m:sty m:val="p"/>
-          </m:rPr>
-          <m:t>E</m:t>
-        </m:r>
-        <m:r>
-          <m:rPr>
-            <m:sty m:val="p"/>
-          </m:rPr>
-          <m:t>[</m:t>
-        </m:r>
-        <m:r>
-          <m:t>ε</m:t>
-        </m:r>
-        <m:r>
-          <m:rPr>
-            <m:sty m:val="p"/>
-          </m:rPr>
-          <m:t>]</m:t>
-        </m:r>
-        <m:r>
-          <m:rPr>
-            <m:sty m:val="p"/>
-          </m:rPr>
-          <m:t>=</m:t>
-        </m:r>
-        <m:r>
-          <m:t>0</m:t>
-        </m:r>
-      </m:oMath>
-      <w:r>
-        <w:t xml:space="preserve"> </w:t>
-      </w:r>
-      <w:r>
-        <w:t xml:space="preserve">and solving for</w:t>
-      </w:r>
-      <w:r>
-        <w:t xml:space="preserve"> </w:t>
-      </w:r>
-      <m:oMath>
-        <m:r>
-          <m:rPr>
-            <m:sty m:val="p"/>
-          </m:rPr>
-          <m:t>E</m:t>
-        </m:r>
-        <m:r>
-          <m:rPr>
-            <m:sty m:val="p"/>
-          </m:rPr>
-          <m:t>[</m:t>
-        </m:r>
-        <m:sSup>
-          <m:e>
-            <m:r>
-              <m:t>ε</m:t>
-            </m:r>
-          </m:e>
-          <m:sup>
-            <m:r>
-              <m:t>2</m:t>
-            </m:r>
-          </m:sup>
-        </m:sSup>
-        <m:r>
-          <m:rPr>
-            <m:sty m:val="p"/>
-          </m:rPr>
-          <m:t>]</m:t>
-        </m:r>
-      </m:oMath>
-      <w:r>
-        <w:t xml:space="preserve">,</w:t>
-      </w:r>
-    </w:p>
-    <w:p>
-      <w:pPr>
-        <w:pStyle w:val="BodyText"/>
-      </w:pPr>
-      <m:oMathPara>
-        <m:oMathParaPr>
-          <m:jc m:val="center"/>
-        </m:oMathParaPr>
-        <m:oMath>
-          <m:eqArr>
-            <m:e>
-              <m:r>
-                <m:rPr>
-                  <m:sty m:val="p"/>
-                </m:rPr>
-                <m:t>E</m:t>
-              </m:r>
-              <m:r>
-                <m:rPr>
-                  <m:sty m:val="p"/>
-                </m:rPr>
-                <m:t>[</m:t>
-              </m:r>
-              <m:sSup>
-                <m:e>
-                  <m:r>
-                    <m:t>ε</m:t>
-                  </m:r>
-                </m:e>
-                <m:sup>
-                  <m:r>
-                    <m:t>2</m:t>
-                  </m:r>
-                </m:sup>
-              </m:sSup>
-              <m:r>
-                <m:rPr>
-                  <m:sty m:val="p"/>
-                </m:rPr>
-                <m:t>]</m:t>
-              </m:r>
-              <m:r>
-                <m:t>&amp;</m:t>
-              </m:r>
-              <m:r>
-                <m:rPr>
-                  <m:sty m:val="p"/>
-                </m:rPr>
-                <m:t>=</m:t>
-              </m:r>
-              <m:r>
-                <m:rPr>
-                  <m:sty m:val="p"/>
-                </m:rPr>
-                <m:t>Var</m:t>
-              </m:r>
-              <m:r>
-                <m:t>​</m:t>
-              </m:r>
-              <m:d>
-                <m:dPr>
-                  <m:begChr m:val="("/>
-                  <m:sepChr m:val=""/>
-                  <m:endChr m:val=")"/>
-                  <m:grow/>
-                </m:dPr>
-                <m:e>
-                  <m:r>
-                    <m:t>ε</m:t>
-                  </m:r>
-                </m:e>
-              </m:d>
-              <m:r>
-                <m:t>​</m:t>
-              </m:r>
-              <m:r>
-                <m:rPr>
-                  <m:sty m:val="p"/>
-                </m:rPr>
-                <m:t>+</m:t>
-              </m:r>
-              <m:sSup>
-                <m:e>
-                  <m:r>
-                    <m:t>0</m:t>
-                  </m:r>
-                </m:e>
-                <m:sup>
-                  <m:r>
-                    <m:t>2</m:t>
-                  </m:r>
-                </m:sup>
-              </m:sSup>
-            </m:e>
-            <m:e>
-              <m:r>
-                <m:t>&amp;</m:t>
-              </m:r>
-              <m:r>
-                <m:rPr>
-                  <m:sty m:val="p"/>
-                </m:rPr>
-                <m:t>=</m:t>
-              </m:r>
-              <m:sSup>
-                <m:e>
-                  <m:r>
-                    <m:t>σ</m:t>
-                  </m:r>
-                </m:e>
-                <m:sup>
-                  <m:r>
-                    <m:t>2</m:t>
-                  </m:r>
-                </m:sup>
-              </m:sSup>
-            </m:e>
-          </m:eqArr>
-        </m:oMath>
-      </m:oMathPara>
     </w:p>
     <w:bookmarkEnd w:id="26"/>
     <w:bookmarkEnd w:id="27"/>
